--- a/klagomål/A 8866-2025 FSC-klagomål.docx
+++ b/klagomål/A 8866-2025 FSC-klagomål.docx
@@ -872,7 +872,7 @@
     <w:r>
       <w:tab/>
       <w:tab/>
-      <w:t>2025-03-21</w:t>
+      <w:t>2025-03-22</w:t>
       <w:br/>
       <w:br/>
     </w:r>

--- a/klagomål/A 8866-2025 FSC-klagomål.docx
+++ b/klagomål/A 8866-2025 FSC-klagomål.docx
@@ -872,7 +872,7 @@
     <w:r>
       <w:tab/>
       <w:tab/>
-      <w:t>2025-03-22</w:t>
+      <w:t>2025-03-23</w:t>
       <w:br/>
       <w:br/>
     </w:r>

--- a/klagomål/A 8866-2025 FSC-klagomål.docx
+++ b/klagomål/A 8866-2025 FSC-klagomål.docx
@@ -872,7 +872,7 @@
     <w:r>
       <w:tab/>
       <w:tab/>
-      <w:t>2025-03-23</w:t>
+      <w:t>2025-03-24</w:t>
       <w:br/>
       <w:br/>
     </w:r>

--- a/klagomål/A 8866-2025 FSC-klagomål.docx
+++ b/klagomål/A 8866-2025 FSC-klagomål.docx
@@ -872,7 +872,7 @@
     <w:r>
       <w:tab/>
       <w:tab/>
-      <w:t>2025-03-24</w:t>
+      <w:t>2025-03-25</w:t>
       <w:br/>
       <w:br/>
     </w:r>

--- a/klagomål/A 8866-2025 FSC-klagomål.docx
+++ b/klagomål/A 8866-2025 FSC-klagomål.docx
@@ -872,7 +872,7 @@
     <w:r>
       <w:tab/>
       <w:tab/>
-      <w:t>2025-03-25</w:t>
+      <w:t>2025-03-26</w:t>
       <w:br/>
       <w:br/>
     </w:r>

--- a/klagomål/A 8866-2025 FSC-klagomål.docx
+++ b/klagomål/A 8866-2025 FSC-klagomål.docx
@@ -872,7 +872,7 @@
     <w:r>
       <w:tab/>
       <w:tab/>
-      <w:t>2025-03-26</w:t>
+      <w:t>2025-03-27</w:t>
       <w:br/>
       <w:br/>
     </w:r>

--- a/klagomål/A 8866-2025 FSC-klagomål.docx
+++ b/klagomål/A 8866-2025 FSC-klagomål.docx
@@ -872,7 +872,7 @@
     <w:r>
       <w:tab/>
       <w:tab/>
-      <w:t>2025-03-27</w:t>
+      <w:t>2025-03-28</w:t>
       <w:br/>
       <w:br/>
     </w:r>

--- a/klagomål/A 8866-2025 FSC-klagomål.docx
+++ b/klagomål/A 8866-2025 FSC-klagomål.docx
@@ -872,7 +872,7 @@
     <w:r>
       <w:tab/>
       <w:tab/>
-      <w:t>2025-03-28</w:t>
+      <w:t>2025-03-29</w:t>
       <w:br/>
       <w:br/>
     </w:r>

--- a/klagomål/A 8866-2025 FSC-klagomål.docx
+++ b/klagomål/A 8866-2025 FSC-klagomål.docx
@@ -872,7 +872,7 @@
     <w:r>
       <w:tab/>
       <w:tab/>
-      <w:t>2025-04-02</w:t>
+      <w:t>2025-04-03</w:t>
       <w:br/>
       <w:br/>
     </w:r>

--- a/klagomål/A 8866-2025 FSC-klagomål.docx
+++ b/klagomål/A 8866-2025 FSC-klagomål.docx
@@ -872,7 +872,7 @@
     <w:r>
       <w:tab/>
       <w:tab/>
-      <w:t>2025-04-03</w:t>
+      <w:t>2025-04-05</w:t>
       <w:br/>
       <w:br/>
     </w:r>

--- a/klagomål/A 8866-2025 FSC-klagomål.docx
+++ b/klagomål/A 8866-2025 FSC-klagomål.docx
@@ -872,7 +872,7 @@
     <w:r>
       <w:tab/>
       <w:tab/>
-      <w:t>2025-04-05</w:t>
+      <w:t>2025-04-06</w:t>
       <w:br/>
       <w:br/>
     </w:r>

--- a/klagomål/A 8866-2025 FSC-klagomål.docx
+++ b/klagomål/A 8866-2025 FSC-klagomål.docx
@@ -872,7 +872,7 @@
     <w:r>
       <w:tab/>
       <w:tab/>
-      <w:t>2025-04-06</w:t>
+      <w:t>2025-04-07</w:t>
       <w:br/>
       <w:br/>
     </w:r>

--- a/klagomål/A 8866-2025 FSC-klagomål.docx
+++ b/klagomål/A 8866-2025 FSC-klagomål.docx
@@ -872,7 +872,7 @@
     <w:r>
       <w:tab/>
       <w:tab/>
-      <w:t>2025-04-07</w:t>
+      <w:t>2025-04-08</w:t>
       <w:br/>
       <w:br/>
     </w:r>

--- a/klagomål/A 8866-2025 FSC-klagomål.docx
+++ b/klagomål/A 8866-2025 FSC-klagomål.docx
@@ -872,7 +872,7 @@
     <w:r>
       <w:tab/>
       <w:tab/>
-      <w:t>2025-04-08</w:t>
+      <w:t>2025-04-09</w:t>
       <w:br/>
       <w:br/>
     </w:r>

--- a/klagomål/A 8866-2025 FSC-klagomål.docx
+++ b/klagomål/A 8866-2025 FSC-klagomål.docx
@@ -706,9 +706,6 @@
       </w:r>
     </w:p>
     <w:p>
-      <w:pPr>
-        <w:pStyle w:val="Heading3"/>
-      </w:pPr>
       <w:r>
         <w:t>Hallingbäck, personligt meddelande 2022-02-24</w:t>
       </w:r>
@@ -872,7 +869,7 @@
     <w:r>
       <w:tab/>
       <w:tab/>
-      <w:t>2025-04-09</w:t>
+      <w:t>2025-04-10</w:t>
       <w:br/>
       <w:br/>
     </w:r>

--- a/klagomål/A 8866-2025 FSC-klagomål.docx
+++ b/klagomål/A 8866-2025 FSC-klagomål.docx
@@ -869,7 +869,7 @@
     <w:r>
       <w:tab/>
       <w:tab/>
-      <w:t>2025-04-10</w:t>
+      <w:t>2025-04-11</w:t>
       <w:br/>
       <w:br/>
     </w:r>

--- a/klagomål/A 8866-2025 FSC-klagomål.docx
+++ b/klagomål/A 8866-2025 FSC-klagomål.docx
@@ -869,7 +869,7 @@
     <w:r>
       <w:tab/>
       <w:tab/>
-      <w:t>2025-04-11</w:t>
+      <w:t>2025-04-12</w:t>
       <w:br/>
       <w:br/>
     </w:r>

--- a/klagomål/A 8866-2025 FSC-klagomål.docx
+++ b/klagomål/A 8866-2025 FSC-klagomål.docx
@@ -869,7 +869,7 @@
     <w:r>
       <w:tab/>
       <w:tab/>
-      <w:t>2025-04-12</w:t>
+      <w:t>2025-04-13</w:t>
       <w:br/>
       <w:br/>
     </w:r>

--- a/klagomål/A 8866-2025 FSC-klagomål.docx
+++ b/klagomål/A 8866-2025 FSC-klagomål.docx
@@ -869,7 +869,7 @@
     <w:r>
       <w:tab/>
       <w:tab/>
-      <w:t>2025-04-13</w:t>
+      <w:t>2025-04-14</w:t>
       <w:br/>
       <w:br/>
     </w:r>

--- a/klagomål/A 8866-2025 FSC-klagomål.docx
+++ b/klagomål/A 8866-2025 FSC-klagomål.docx
@@ -869,7 +869,7 @@
     <w:r>
       <w:tab/>
       <w:tab/>
-      <w:t>2025-04-14</w:t>
+      <w:t>2025-04-15</w:t>
       <w:br/>
       <w:br/>
     </w:r>

--- a/klagomål/A 8866-2025 FSC-klagomål.docx
+++ b/klagomål/A 8866-2025 FSC-klagomål.docx
@@ -869,7 +869,7 @@
     <w:r>
       <w:tab/>
       <w:tab/>
-      <w:t>2025-04-15</w:t>
+      <w:t>2025-04-16</w:t>
       <w:br/>
       <w:br/>
     </w:r>

--- a/klagomål/A 8866-2025 FSC-klagomål.docx
+++ b/klagomål/A 8866-2025 FSC-klagomål.docx
@@ -869,7 +869,7 @@
     <w:r>
       <w:tab/>
       <w:tab/>
-      <w:t>2025-04-16</w:t>
+      <w:t>2025-04-17</w:t>
       <w:br/>
       <w:br/>
     </w:r>

--- a/klagomål/A 8866-2025 FSC-klagomål.docx
+++ b/klagomål/A 8866-2025 FSC-klagomål.docx
@@ -869,7 +869,7 @@
     <w:r>
       <w:tab/>
       <w:tab/>
-      <w:t>2025-04-17</w:t>
+      <w:t>2025-04-18</w:t>
       <w:br/>
       <w:br/>
     </w:r>

--- a/klagomål/A 8866-2025 FSC-klagomål.docx
+++ b/klagomål/A 8866-2025 FSC-klagomål.docx
@@ -869,7 +869,7 @@
     <w:r>
       <w:tab/>
       <w:tab/>
-      <w:t>2025-04-18</w:t>
+      <w:t>2025-04-19</w:t>
       <w:br/>
       <w:br/>
     </w:r>

--- a/klagomål/A 8866-2025 FSC-klagomål.docx
+++ b/klagomål/A 8866-2025 FSC-klagomål.docx
@@ -869,7 +869,7 @@
     <w:r>
       <w:tab/>
       <w:tab/>
-      <w:t>2025-05-03</w:t>
+      <w:t>2025-05-04</w:t>
       <w:br/>
       <w:br/>
     </w:r>

--- a/klagomål/A 8866-2025 FSC-klagomål.docx
+++ b/klagomål/A 8866-2025 FSC-klagomål.docx
@@ -869,7 +869,7 @@
     <w:r>
       <w:tab/>
       <w:tab/>
-      <w:t>2025-05-04</w:t>
+      <w:t>2025-05-06</w:t>
       <w:br/>
       <w:br/>
     </w:r>

--- a/klagomål/A 8866-2025 FSC-klagomål.docx
+++ b/klagomål/A 8866-2025 FSC-klagomål.docx
@@ -869,7 +869,7 @@
     <w:r>
       <w:tab/>
       <w:tab/>
-      <w:t>2025-05-06</w:t>
+      <w:t>2025-05-07</w:t>
       <w:br/>
       <w:br/>
     </w:r>

--- a/klagomål/A 8866-2025 FSC-klagomål.docx
+++ b/klagomål/A 8866-2025 FSC-klagomål.docx
@@ -869,7 +869,7 @@
     <w:r>
       <w:tab/>
       <w:tab/>
-      <w:t>2025-05-07</w:t>
+      <w:t>2025-05-08</w:t>
       <w:br/>
       <w:br/>
     </w:r>

--- a/klagomål/A 8866-2025 FSC-klagomål.docx
+++ b/klagomål/A 8866-2025 FSC-klagomål.docx
@@ -869,7 +869,7 @@
     <w:r>
       <w:tab/>
       <w:tab/>
-      <w:t>2025-05-08</w:t>
+      <w:t>2025-05-09</w:t>
       <w:br/>
       <w:br/>
     </w:r>

--- a/klagomål/A 8866-2025 FSC-klagomål.docx
+++ b/klagomål/A 8866-2025 FSC-klagomål.docx
@@ -869,7 +869,7 @@
     <w:r>
       <w:tab/>
       <w:tab/>
-      <w:t>2025-05-09</w:t>
+      <w:t>2025-05-10</w:t>
       <w:br/>
       <w:br/>
     </w:r>

--- a/klagomål/A 8866-2025 FSC-klagomål.docx
+++ b/klagomål/A 8866-2025 FSC-klagomål.docx
@@ -869,7 +869,7 @@
     <w:r>
       <w:tab/>
       <w:tab/>
-      <w:t>2025-05-10</w:t>
+      <w:t>2025-05-11</w:t>
       <w:br/>
       <w:br/>
     </w:r>

--- a/klagomål/A 8866-2025 FSC-klagomål.docx
+++ b/klagomål/A 8866-2025 FSC-klagomål.docx
@@ -869,7 +869,7 @@
     <w:r>
       <w:tab/>
       <w:tab/>
-      <w:t>2025-05-11</w:t>
+      <w:t>2025-05-12</w:t>
       <w:br/>
       <w:br/>
     </w:r>

--- a/klagomål/A 8866-2025 FSC-klagomål.docx
+++ b/klagomål/A 8866-2025 FSC-klagomål.docx
@@ -869,7 +869,7 @@
     <w:r>
       <w:tab/>
       <w:tab/>
-      <w:t>2025-05-12</w:t>
+      <w:t>2025-05-13</w:t>
       <w:br/>
       <w:br/>
     </w:r>

--- a/klagomål/A 8866-2025 FSC-klagomål.docx
+++ b/klagomål/A 8866-2025 FSC-klagomål.docx
@@ -869,7 +869,7 @@
     <w:r>
       <w:tab/>
       <w:tab/>
-      <w:t>2025-05-13</w:t>
+      <w:t>2025-05-14</w:t>
       <w:br/>
       <w:br/>
     </w:r>

--- a/klagomål/A 8866-2025 FSC-klagomål.docx
+++ b/klagomål/A 8866-2025 FSC-klagomål.docx
@@ -869,7 +869,7 @@
     <w:r>
       <w:tab/>
       <w:tab/>
-      <w:t>2025-05-14</w:t>
+      <w:t>2025-05-15</w:t>
       <w:br/>
       <w:br/>
     </w:r>

--- a/klagomål/A 8866-2025 FSC-klagomål.docx
+++ b/klagomål/A 8866-2025 FSC-klagomål.docx
@@ -869,7 +869,7 @@
     <w:r>
       <w:tab/>
       <w:tab/>
-      <w:t>2025-05-15</w:t>
+      <w:t>2025-05-16</w:t>
       <w:br/>
       <w:br/>
     </w:r>

--- a/klagomål/A 8866-2025 FSC-klagomål.docx
+++ b/klagomål/A 8866-2025 FSC-klagomål.docx
@@ -869,7 +869,7 @@
     <w:r>
       <w:tab/>
       <w:tab/>
-      <w:t>2025-05-16</w:t>
+      <w:t>2025-05-17</w:t>
       <w:br/>
       <w:br/>
     </w:r>

--- a/klagomål/A 8866-2025 FSC-klagomål.docx
+++ b/klagomål/A 8866-2025 FSC-klagomål.docx
@@ -869,7 +869,7 @@
     <w:r>
       <w:tab/>
       <w:tab/>
-      <w:t>2025-05-17</w:t>
+      <w:t>2025-05-18</w:t>
       <w:br/>
       <w:br/>
     </w:r>

--- a/klagomål/A 8866-2025 FSC-klagomål.docx
+++ b/klagomål/A 8866-2025 FSC-klagomål.docx
@@ -869,7 +869,7 @@
     <w:r>
       <w:tab/>
       <w:tab/>
-      <w:t>2025-05-18</w:t>
+      <w:t>2025-05-19</w:t>
       <w:br/>
       <w:br/>
     </w:r>

--- a/klagomål/A 8866-2025 FSC-klagomål.docx
+++ b/klagomål/A 8866-2025 FSC-klagomål.docx
@@ -869,7 +869,7 @@
     <w:r>
       <w:tab/>
       <w:tab/>
-      <w:t>2025-05-19</w:t>
+      <w:t>2025-05-20</w:t>
       <w:br/>
       <w:br/>
     </w:r>

--- a/klagomål/A 8866-2025 FSC-klagomål.docx
+++ b/klagomål/A 8866-2025 FSC-klagomål.docx
@@ -869,7 +869,7 @@
     <w:r>
       <w:tab/>
       <w:tab/>
-      <w:t>2025-05-20</w:t>
+      <w:t>2025-05-21</w:t>
       <w:br/>
       <w:br/>
     </w:r>

--- a/klagomål/A 8866-2025 FSC-klagomål.docx
+++ b/klagomål/A 8866-2025 FSC-klagomål.docx
@@ -869,7 +869,7 @@
     <w:r>
       <w:tab/>
       <w:tab/>
-      <w:t>2025-05-21</w:t>
+      <w:t>2025-05-22</w:t>
       <w:br/>
       <w:br/>
     </w:r>

--- a/klagomål/A 8866-2025 FSC-klagomål.docx
+++ b/klagomål/A 8866-2025 FSC-klagomål.docx
@@ -869,7 +869,7 @@
     <w:r>
       <w:tab/>
       <w:tab/>
-      <w:t>2025-05-22</w:t>
+      <w:t>2025-05-23</w:t>
       <w:br/>
       <w:br/>
     </w:r>

--- a/klagomål/A 8866-2025 FSC-klagomål.docx
+++ b/klagomål/A 8866-2025 FSC-klagomål.docx
@@ -869,7 +869,7 @@
     <w:r>
       <w:tab/>
       <w:tab/>
-      <w:t>2025-05-23</w:t>
+      <w:t>2025-05-24</w:t>
       <w:br/>
       <w:br/>
     </w:r>

--- a/klagomål/A 8866-2025 FSC-klagomål.docx
+++ b/klagomål/A 8866-2025 FSC-klagomål.docx
@@ -869,7 +869,7 @@
     <w:r>
       <w:tab/>
       <w:tab/>
-      <w:t>2025-05-24</w:t>
+      <w:t>2025-05-25</w:t>
       <w:br/>
       <w:br/>
     </w:r>

--- a/klagomål/A 8866-2025 FSC-klagomål.docx
+++ b/klagomål/A 8866-2025 FSC-klagomål.docx
@@ -869,7 +869,7 @@
     <w:r>
       <w:tab/>
       <w:tab/>
-      <w:t>2025-05-25</w:t>
+      <w:t>2025-05-26</w:t>
       <w:br/>
       <w:br/>
     </w:r>

--- a/klagomål/A 8866-2025 FSC-klagomål.docx
+++ b/klagomål/A 8866-2025 FSC-klagomål.docx
@@ -869,7 +869,7 @@
     <w:r>
       <w:tab/>
       <w:tab/>
-      <w:t>2025-05-26</w:t>
+      <w:t>2025-05-27</w:t>
       <w:br/>
       <w:br/>
     </w:r>

--- a/klagomål/A 8866-2025 FSC-klagomål.docx
+++ b/klagomål/A 8866-2025 FSC-klagomål.docx
@@ -267,7 +267,7 @@
         <w:t>Grön sköldmossa (§8)</w:t>
       </w:r>
       <w:r>
-        <w:t xml:space="preserve"> omfattas av EU:s art- och habitatdirektiv bilaga 2 vilket innebär att det är en prioriterad art och att det finns ett uttalat intresse inom Europeiska unionen att bevara arten. Grön sköldmossa kräver skog som har ett speciellt mikroklimat med hög och jämn luftfuktighet i kombination med rik tillgång på död ved (Nitare, 2019). I praktiken handlar det om åtminstone 50 meter med skyddande skog för att undvika uttorkning av marken (Hallingbäck, personligt meddelande 2022-02-24). Grön sköldmossa är en ansvarsart för Sverige då en särskilt stor andel av Europas population finns i landet. Mark- och miljööverdomstolen (MÖD) har i mål nr M 2019-20 (18 februari 2019) slagit fast att grön sköldmossa (§8) är dispenspliktig och att exemplar av arten inte får skadas utan dispens (MÖD, mål nr M 2019-20).</w:t>
+        <w:t xml:space="preserve"> omfattas av EU:s art- och habitatdirektiv bilaga 2 vilket innebär att det  finns ett uttalat intresse inom Europeiska unionen att bevara arten. Grön sköldmossa kräver skog som har ett speciellt mikroklimat med hög och jämn luftfuktighet i kombination med rik tillgång på död ved (Nitare, 2019). I praktiken handlar det om åtminstone 50 meter med skyddande skog för att undvika uttorkning av marken (Hallingbäck, personligt meddelande 2022-02-24). Grön sköldmossa är en ansvarsart för Sverige då en särskilt stor andel av Europas population finns i landet. Mark- och miljööverdomstolen (MÖD) har i mål nr M 2019-20 (18 februari 2019) slagit fast att grön sköldmossa (§8) är dispenspliktig och att exemplar av arten inte får skadas utan dispens (MÖD, mål nr M 2019-20).</w:t>
       </w:r>
     </w:p>
     <w:p>
@@ -585,7 +585,7 @@
     </w:p>
     <w:p>
       <w:r>
-        <w:t>Grön sköldmossa är upptagen i EU:s Habitatdirektiv bilaga 2 vilket innebär att det är en prioriterad art och att det finns ett uttalat intresse inom Europeiska unionen att bevara arten. Grön sköldmossa är en ansvarsart för Sverige då en särskilt stor andel av Europas population finns i landet. Förutom i östra Sverige har arten inga större sammanhängande utbredningar med gynnsam bevarandestatus söderut i Europa förrän i Montenegro. Det finns enbart liten förekomst med gynnsam regional bevarandestatus i södra Frankrike och södra Polen. Grön sköldmossa är typisk art för 9010 Taiga och 9750 Svämlövskog (Natura 2000) och omfattas även av Bernkonventionen bilaga 1.</w:t>
+        <w:t>Grön sköldmossa är upptagen i EU:s Habitatdirektiv bilaga 2 vilket innebär att det  finns ett uttalat intresse inom Europeiska unionen att bevara arten. Grön sköldmossa är en ansvarsart för Sverige då en särskilt stor andel av Europas population finns i landet. Förutom i östra Sverige har arten inga större sammanhängande utbredningar med gynnsam bevarandestatus söderut i Europa förrän i Montenegro. Det finns enbart liten förekomst med gynnsam regional bevarandestatus i södra Frankrike och södra Polen. Grön sköldmossa är typisk art för 9010 Taiga och 9750 Svämlövskog (Natura 2000) och omfattas även av Bernkonventionen bilaga 1.</w:t>
       </w:r>
     </w:p>
     <w:p>
@@ -869,7 +869,7 @@
     <w:r>
       <w:tab/>
       <w:tab/>
-      <w:t>2025-05-27</w:t>
+      <w:t>2025-05-30</w:t>
       <w:br/>
       <w:br/>
     </w:r>

--- a/klagomål/A 8866-2025 FSC-klagomål.docx
+++ b/klagomål/A 8866-2025 FSC-klagomål.docx
@@ -869,7 +869,7 @@
     <w:r>
       <w:tab/>
       <w:tab/>
-      <w:t>2025-05-30</w:t>
+      <w:t>2025-06-01</w:t>
       <w:br/>
       <w:br/>
     </w:r>

--- a/klagomål/A 8866-2025 FSC-klagomål.docx
+++ b/klagomål/A 8866-2025 FSC-klagomål.docx
@@ -869,7 +869,7 @@
     <w:r>
       <w:tab/>
       <w:tab/>
-      <w:t>2025-06-01</w:t>
+      <w:t>2025-06-02</w:t>
       <w:br/>
       <w:br/>
     </w:r>

--- a/klagomål/A 8866-2025 FSC-klagomål.docx
+++ b/klagomål/A 8866-2025 FSC-klagomål.docx
@@ -869,7 +869,7 @@
     <w:r>
       <w:tab/>
       <w:tab/>
-      <w:t>2025-06-02</w:t>
+      <w:t>2025-06-03</w:t>
       <w:br/>
       <w:br/>
     </w:r>

--- a/klagomål/A 8866-2025 FSC-klagomål.docx
+++ b/klagomål/A 8866-2025 FSC-klagomål.docx
@@ -869,7 +869,7 @@
     <w:r>
       <w:tab/>
       <w:tab/>
-      <w:t>2025-06-03</w:t>
+      <w:t>2025-06-04</w:t>
       <w:br/>
       <w:br/>
     </w:r>

--- a/klagomål/A 8866-2025 FSC-klagomål.docx
+++ b/klagomål/A 8866-2025 FSC-klagomål.docx
@@ -869,7 +869,7 @@
     <w:r>
       <w:tab/>
       <w:tab/>
-      <w:t>2025-06-04</w:t>
+      <w:t>2025-06-05</w:t>
       <w:br/>
       <w:br/>
     </w:r>

--- a/klagomål/A 8866-2025 FSC-klagomål.docx
+++ b/klagomål/A 8866-2025 FSC-klagomål.docx
@@ -869,7 +869,7 @@
     <w:r>
       <w:tab/>
       <w:tab/>
-      <w:t>2025-06-05</w:t>
+      <w:t>2025-06-13</w:t>
       <w:br/>
       <w:br/>
     </w:r>

--- a/klagomål/A 8866-2025 FSC-klagomål.docx
+++ b/klagomål/A 8866-2025 FSC-klagomål.docx
@@ -869,7 +869,7 @@
     <w:r>
       <w:tab/>
       <w:tab/>
-      <w:t>2025-06-13</w:t>
+      <w:t>2025-06-15</w:t>
       <w:br/>
       <w:br/>
     </w:r>

--- a/klagomål/A 8866-2025 FSC-klagomål.docx
+++ b/klagomål/A 8866-2025 FSC-klagomål.docx
@@ -869,7 +869,7 @@
     <w:r>
       <w:tab/>
       <w:tab/>
-      <w:t>2025-06-15</w:t>
+      <w:t>2025-06-16</w:t>
       <w:br/>
       <w:br/>
     </w:r>

--- a/klagomål/A 8866-2025 FSC-klagomål.docx
+++ b/klagomål/A 8866-2025 FSC-klagomål.docx
@@ -869,7 +869,7 @@
     <w:r>
       <w:tab/>
       <w:tab/>
-      <w:t>2025-06-16</w:t>
+      <w:t>2025-06-17</w:t>
       <w:br/>
       <w:br/>
     </w:r>

--- a/klagomål/A 8866-2025 FSC-klagomål.docx
+++ b/klagomål/A 8866-2025 FSC-klagomål.docx
@@ -869,7 +869,7 @@
     <w:r>
       <w:tab/>
       <w:tab/>
-      <w:t>2025-06-17</w:t>
+      <w:t>2025-06-18</w:t>
       <w:br/>
       <w:br/>
     </w:r>

--- a/klagomål/A 8866-2025 FSC-klagomål.docx
+++ b/klagomål/A 8866-2025 FSC-klagomål.docx
@@ -869,7 +869,7 @@
     <w:r>
       <w:tab/>
       <w:tab/>
-      <w:t>2025-06-18</w:t>
+      <w:t>2025-06-19</w:t>
       <w:br/>
       <w:br/>
     </w:r>

--- a/klagomål/A 8866-2025 FSC-klagomål.docx
+++ b/klagomål/A 8866-2025 FSC-klagomål.docx
@@ -869,7 +869,7 @@
     <w:r>
       <w:tab/>
       <w:tab/>
-      <w:t>2025-06-19</w:t>
+      <w:t>2025-06-20</w:t>
       <w:br/>
       <w:br/>
     </w:r>

--- a/klagomål/A 8866-2025 FSC-klagomål.docx
+++ b/klagomål/A 8866-2025 FSC-klagomål.docx
@@ -869,7 +869,7 @@
     <w:r>
       <w:tab/>
       <w:tab/>
-      <w:t>2025-06-20</w:t>
+      <w:t>2025-06-21</w:t>
       <w:br/>
       <w:br/>
     </w:r>

--- a/klagomål/A 8866-2025 FSC-klagomål.docx
+++ b/klagomål/A 8866-2025 FSC-klagomål.docx
@@ -869,7 +869,7 @@
     <w:r>
       <w:tab/>
       <w:tab/>
-      <w:t>2025-06-21</w:t>
+      <w:t>2025-06-22</w:t>
       <w:br/>
       <w:br/>
     </w:r>

--- a/klagomål/A 8866-2025 FSC-klagomål.docx
+++ b/klagomål/A 8866-2025 FSC-klagomål.docx
@@ -869,7 +869,7 @@
     <w:r>
       <w:tab/>
       <w:tab/>
-      <w:t>2025-06-22</w:t>
+      <w:t>2025-06-23</w:t>
       <w:br/>
       <w:br/>
     </w:r>

--- a/klagomål/A 8866-2025 FSC-klagomål.docx
+++ b/klagomål/A 8866-2025 FSC-klagomål.docx
@@ -869,7 +869,7 @@
     <w:r>
       <w:tab/>
       <w:tab/>
-      <w:t>2025-06-23</w:t>
+      <w:t>2025-06-24</w:t>
       <w:br/>
       <w:br/>
     </w:r>

--- a/klagomål/A 8866-2025 FSC-klagomål.docx
+++ b/klagomål/A 8866-2025 FSC-klagomål.docx
@@ -869,7 +869,7 @@
     <w:r>
       <w:tab/>
       <w:tab/>
-      <w:t>2025-06-24</w:t>
+      <w:t>2025-06-25</w:t>
       <w:br/>
       <w:br/>
     </w:r>

--- a/klagomål/A 8866-2025 FSC-klagomål.docx
+++ b/klagomål/A 8866-2025 FSC-klagomål.docx
@@ -869,7 +869,7 @@
     <w:r>
       <w:tab/>
       <w:tab/>
-      <w:t>2025-06-25</w:t>
+      <w:t>2025-06-26</w:t>
       <w:br/>
       <w:br/>
     </w:r>

--- a/klagomål/A 8866-2025 FSC-klagomål.docx
+++ b/klagomål/A 8866-2025 FSC-klagomål.docx
@@ -869,7 +869,7 @@
     <w:r>
       <w:tab/>
       <w:tab/>
-      <w:t>2025-06-26</w:t>
+      <w:t>2025-06-27</w:t>
       <w:br/>
       <w:br/>
     </w:r>

--- a/klagomål/A 8866-2025 FSC-klagomål.docx
+++ b/klagomål/A 8866-2025 FSC-klagomål.docx
@@ -869,7 +869,7 @@
     <w:r>
       <w:tab/>
       <w:tab/>
-      <w:t>2025-06-27</w:t>
+      <w:t>2025-06-28</w:t>
       <w:br/>
       <w:br/>
     </w:r>

--- a/klagomål/A 8866-2025 FSC-klagomål.docx
+++ b/klagomål/A 8866-2025 FSC-klagomål.docx
@@ -869,7 +869,7 @@
     <w:r>
       <w:tab/>
       <w:tab/>
-      <w:t>2025-06-28</w:t>
+      <w:t>2025-06-29</w:t>
       <w:br/>
       <w:br/>
     </w:r>

--- a/klagomål/A 8866-2025 FSC-klagomål.docx
+++ b/klagomål/A 8866-2025 FSC-klagomål.docx
@@ -869,7 +869,7 @@
     <w:r>
       <w:tab/>
       <w:tab/>
-      <w:t>2025-06-29</w:t>
+      <w:t>2025-06-30</w:t>
       <w:br/>
       <w:br/>
     </w:r>

--- a/klagomål/A 8866-2025 FSC-klagomål.docx
+++ b/klagomål/A 8866-2025 FSC-klagomål.docx
@@ -869,7 +869,7 @@
     <w:r>
       <w:tab/>
       <w:tab/>
-      <w:t>2025-06-30</w:t>
+      <w:t>2025-07-01</w:t>
       <w:br/>
       <w:br/>
     </w:r>

--- a/klagomål/A 8866-2025 FSC-klagomål.docx
+++ b/klagomål/A 8866-2025 FSC-klagomål.docx
@@ -869,7 +869,7 @@
     <w:r>
       <w:tab/>
       <w:tab/>
-      <w:t>2025-07-01</w:t>
+      <w:t>2025-07-02</w:t>
       <w:br/>
       <w:br/>
     </w:r>

--- a/klagomål/A 8866-2025 FSC-klagomål.docx
+++ b/klagomål/A 8866-2025 FSC-klagomål.docx
@@ -869,7 +869,7 @@
     <w:r>
       <w:tab/>
       <w:tab/>
-      <w:t>2025-07-02</w:t>
+      <w:t>2025-07-03</w:t>
       <w:br/>
       <w:br/>
     </w:r>

--- a/klagomål/A 8866-2025 FSC-klagomål.docx
+++ b/klagomål/A 8866-2025 FSC-klagomål.docx
@@ -869,7 +869,7 @@
     <w:r>
       <w:tab/>
       <w:tab/>
-      <w:t>2025-07-03</w:t>
+      <w:t>2025-07-04</w:t>
       <w:br/>
       <w:br/>
     </w:r>

--- a/klagomål/A 8866-2025 FSC-klagomål.docx
+++ b/klagomål/A 8866-2025 FSC-klagomål.docx
@@ -869,7 +869,7 @@
     <w:r>
       <w:tab/>
       <w:tab/>
-      <w:t>2025-07-04</w:t>
+      <w:t>2025-07-05</w:t>
       <w:br/>
       <w:br/>
     </w:r>

--- a/klagomål/A 8866-2025 FSC-klagomål.docx
+++ b/klagomål/A 8866-2025 FSC-klagomål.docx
@@ -869,7 +869,7 @@
     <w:r>
       <w:tab/>
       <w:tab/>
-      <w:t>2025-07-05</w:t>
+      <w:t>2025-07-06</w:t>
       <w:br/>
       <w:br/>
     </w:r>

--- a/klagomål/A 8866-2025 FSC-klagomål.docx
+++ b/klagomål/A 8866-2025 FSC-klagomål.docx
@@ -869,7 +869,7 @@
     <w:r>
       <w:tab/>
       <w:tab/>
-      <w:t>2025-07-06</w:t>
+      <w:t>2025-07-07</w:t>
       <w:br/>
       <w:br/>
     </w:r>

--- a/klagomål/A 8866-2025 FSC-klagomål.docx
+++ b/klagomål/A 8866-2025 FSC-klagomål.docx
@@ -869,7 +869,7 @@
     <w:r>
       <w:tab/>
       <w:tab/>
-      <w:t>2025-07-07</w:t>
+      <w:t>2025-07-08</w:t>
       <w:br/>
       <w:br/>
     </w:r>

--- a/klagomål/A 8866-2025 FSC-klagomål.docx
+++ b/klagomål/A 8866-2025 FSC-klagomål.docx
@@ -869,7 +869,7 @@
     <w:r>
       <w:tab/>
       <w:tab/>
-      <w:t>2025-07-08</w:t>
+      <w:t>2025-07-09</w:t>
       <w:br/>
       <w:br/>
     </w:r>

--- a/klagomål/A 8866-2025 FSC-klagomål.docx
+++ b/klagomål/A 8866-2025 FSC-klagomål.docx
@@ -869,7 +869,7 @@
     <w:r>
       <w:tab/>
       <w:tab/>
-      <w:t>2025-07-09</w:t>
+      <w:t>2025-07-11</w:t>
       <w:br/>
       <w:br/>
     </w:r>

--- a/klagomål/A 8866-2025 FSC-klagomål.docx
+++ b/klagomål/A 8866-2025 FSC-klagomål.docx
@@ -869,7 +869,7 @@
     <w:r>
       <w:tab/>
       <w:tab/>
-      <w:t>2025-07-11</w:t>
+      <w:t>2025-07-12</w:t>
       <w:br/>
       <w:br/>
     </w:r>

--- a/klagomål/A 8866-2025 FSC-klagomål.docx
+++ b/klagomål/A 8866-2025 FSC-klagomål.docx
@@ -869,7 +869,7 @@
     <w:r>
       <w:tab/>
       <w:tab/>
-      <w:t>2025-07-12</w:t>
+      <w:t>2025-07-13</w:t>
       <w:br/>
       <w:br/>
     </w:r>

--- a/klagomål/A 8866-2025 FSC-klagomål.docx
+++ b/klagomål/A 8866-2025 FSC-klagomål.docx
@@ -869,7 +869,7 @@
     <w:r>
       <w:tab/>
       <w:tab/>
-      <w:t>2025-07-13</w:t>
+      <w:t>2025-07-14</w:t>
       <w:br/>
       <w:br/>
     </w:r>

--- a/klagomål/A 8866-2025 FSC-klagomål.docx
+++ b/klagomål/A 8866-2025 FSC-klagomål.docx
@@ -869,7 +869,7 @@
     <w:r>
       <w:tab/>
       <w:tab/>
-      <w:t>2025-08-06</w:t>
+      <w:t>2025-08-09</w:t>
       <w:br/>
       <w:br/>
     </w:r>

--- a/klagomål/A 8866-2025 FSC-klagomål.docx
+++ b/klagomål/A 8866-2025 FSC-klagomål.docx
@@ -168,7 +168,7 @@
     </w:p>
     <w:p>
       <w:r>
-        <w:t>Detta dokument behandlar höga naturvärden i avverkningsanmälan A 8866-2025 i Hjo kommun. Denna avverkningsanmälan inkom 2025-02-25 och omfattar 1,3 ha.</w:t>
+        <w:t>Detta dokument behandlar höga naturvärden i avverkningsanmälan A 8866-2025 i Hjo kommun. Denna avverkningsanmälan inkom 2025-02-25 08:47:24 och omfattar 1,3 ha.</w:t>
       </w:r>
     </w:p>
     <w:p>

--- a/klagomål/A 8866-2025 FSC-klagomål.docx
+++ b/klagomål/A 8866-2025 FSC-klagomål.docx
@@ -869,7 +869,7 @@
     <w:r>
       <w:tab/>
       <w:tab/>
-      <w:t>2025-08-09</w:t>
+      <w:t>2025-08-10</w:t>
       <w:br/>
       <w:br/>
     </w:r>

--- a/klagomål/A 8866-2025 FSC-klagomål.docx
+++ b/klagomål/A 8866-2025 FSC-klagomål.docx
@@ -869,7 +869,7 @@
     <w:r>
       <w:tab/>
       <w:tab/>
-      <w:t>2025-08-10</w:t>
+      <w:t>2025-08-11</w:t>
       <w:br/>
       <w:br/>
     </w:r>

--- a/klagomål/A 8866-2025 FSC-klagomål.docx
+++ b/klagomål/A 8866-2025 FSC-klagomål.docx
@@ -869,7 +869,7 @@
     <w:r>
       <w:tab/>
       <w:tab/>
-      <w:t>2025-08-11</w:t>
+      <w:t>2025-08-12</w:t>
       <w:br/>
       <w:br/>
     </w:r>

--- a/klagomål/A 8866-2025 FSC-klagomål.docx
+++ b/klagomål/A 8866-2025 FSC-klagomål.docx
@@ -869,7 +869,7 @@
     <w:r>
       <w:tab/>
       <w:tab/>
-      <w:t>2025-08-12</w:t>
+      <w:t>2025-08-13</w:t>
       <w:br/>
       <w:br/>
     </w:r>

--- a/klagomål/A 8866-2025 FSC-klagomål.docx
+++ b/klagomål/A 8866-2025 FSC-klagomål.docx
@@ -869,7 +869,7 @@
     <w:r>
       <w:tab/>
       <w:tab/>
-      <w:t>2025-08-13</w:t>
+      <w:t>2025-08-14</w:t>
       <w:br/>
       <w:br/>
     </w:r>

--- a/klagomål/A 8866-2025 FSC-klagomål.docx
+++ b/klagomål/A 8866-2025 FSC-klagomål.docx
@@ -869,7 +869,7 @@
     <w:r>
       <w:tab/>
       <w:tab/>
-      <w:t>2025-08-14</w:t>
+      <w:t>2025-08-15</w:t>
       <w:br/>
       <w:br/>
     </w:r>

--- a/klagomål/A 8866-2025 FSC-klagomål.docx
+++ b/klagomål/A 8866-2025 FSC-klagomål.docx
@@ -869,7 +869,7 @@
     <w:r>
       <w:tab/>
       <w:tab/>
-      <w:t>2025-08-15</w:t>
+      <w:t>2025-08-16</w:t>
       <w:br/>
       <w:br/>
     </w:r>

--- a/klagomål/A 8866-2025 FSC-klagomål.docx
+++ b/klagomål/A 8866-2025 FSC-klagomål.docx
@@ -869,7 +869,7 @@
     <w:r>
       <w:tab/>
       <w:tab/>
-      <w:t>2025-08-16</w:t>
+      <w:t>2025-08-17</w:t>
       <w:br/>
       <w:br/>
     </w:r>

--- a/klagomål/A 8866-2025 FSC-klagomål.docx
+++ b/klagomål/A 8866-2025 FSC-klagomål.docx
@@ -869,7 +869,7 @@
     <w:r>
       <w:tab/>
       <w:tab/>
-      <w:t>2025-08-17</w:t>
+      <w:t>2025-08-18</w:t>
       <w:br/>
       <w:br/>
     </w:r>

--- a/klagomål/A 8866-2025 FSC-klagomål.docx
+++ b/klagomål/A 8866-2025 FSC-klagomål.docx
@@ -869,7 +869,7 @@
     <w:r>
       <w:tab/>
       <w:tab/>
-      <w:t>2025-08-18</w:t>
+      <w:t>2025-08-19</w:t>
       <w:br/>
       <w:br/>
     </w:r>

--- a/klagomål/A 8866-2025 FSC-klagomål.docx
+++ b/klagomål/A 8866-2025 FSC-klagomål.docx
@@ -869,7 +869,7 @@
     <w:r>
       <w:tab/>
       <w:tab/>
-      <w:t>2025-08-19</w:t>
+      <w:t>2025-08-20</w:t>
       <w:br/>
       <w:br/>
     </w:r>

--- a/klagomål/A 8866-2025 FSC-klagomål.docx
+++ b/klagomål/A 8866-2025 FSC-klagomål.docx
@@ -869,7 +869,7 @@
     <w:r>
       <w:tab/>
       <w:tab/>
-      <w:t>2025-08-20</w:t>
+      <w:t>2025-08-21</w:t>
       <w:br/>
       <w:br/>
     </w:r>

--- a/klagomål/A 8866-2025 FSC-klagomål.docx
+++ b/klagomål/A 8866-2025 FSC-klagomål.docx
@@ -869,7 +869,7 @@
     <w:r>
       <w:tab/>
       <w:tab/>
-      <w:t>2025-08-21</w:t>
+      <w:t>2025-08-22</w:t>
       <w:br/>
       <w:br/>
     </w:r>

--- a/klagomål/A 8866-2025 FSC-klagomål.docx
+++ b/klagomål/A 8866-2025 FSC-klagomål.docx
@@ -869,7 +869,7 @@
     <w:r>
       <w:tab/>
       <w:tab/>
-      <w:t>2025-08-22</w:t>
+      <w:t>2025-08-23</w:t>
       <w:br/>
       <w:br/>
     </w:r>

--- a/klagomål/A 8866-2025 FSC-klagomål.docx
+++ b/klagomål/A 8866-2025 FSC-klagomål.docx
@@ -869,7 +869,7 @@
     <w:r>
       <w:tab/>
       <w:tab/>
-      <w:t>2025-08-23</w:t>
+      <w:t>2025-08-24</w:t>
       <w:br/>
       <w:br/>
     </w:r>

--- a/klagomål/A 8866-2025 FSC-klagomål.docx
+++ b/klagomål/A 8866-2025 FSC-klagomål.docx
@@ -869,7 +869,7 @@
     <w:r>
       <w:tab/>
       <w:tab/>
-      <w:t>2025-08-24</w:t>
+      <w:t>2025-08-25</w:t>
       <w:br/>
       <w:br/>
     </w:r>

--- a/klagomål/A 8866-2025 FSC-klagomål.docx
+++ b/klagomål/A 8866-2025 FSC-klagomål.docx
@@ -869,7 +869,7 @@
     <w:r>
       <w:tab/>
       <w:tab/>
-      <w:t>2025-08-25</w:t>
+      <w:t>2025-08-26</w:t>
       <w:br/>
       <w:br/>
     </w:r>

--- a/klagomål/A 8866-2025 FSC-klagomål.docx
+++ b/klagomål/A 8866-2025 FSC-klagomål.docx
@@ -869,7 +869,7 @@
     <w:r>
       <w:tab/>
       <w:tab/>
-      <w:t>2025-08-26</w:t>
+      <w:t>2025-08-30</w:t>
       <w:br/>
       <w:br/>
     </w:r>

--- a/klagomål/A 8866-2025 FSC-klagomål.docx
+++ b/klagomål/A 8866-2025 FSC-klagomål.docx
@@ -869,7 +869,7 @@
     <w:r>
       <w:tab/>
       <w:tab/>
-      <w:t>2025-08-30</w:t>
+      <w:t>2025-08-31</w:t>
       <w:br/>
       <w:br/>
     </w:r>

--- a/klagomål/A 8866-2025 FSC-klagomål.docx
+++ b/klagomål/A 8866-2025 FSC-klagomål.docx
@@ -869,7 +869,7 @@
     <w:r>
       <w:tab/>
       <w:tab/>
-      <w:t>2025-08-31</w:t>
+      <w:t>2025-09-01</w:t>
       <w:br/>
       <w:br/>
     </w:r>
